--- a/analyst/Competitive_Advantage/analyst_YK/kb1_rules/KB1_consolidated.docx
+++ b/analyst/Competitive_Advantage/analyst_YK/kb1_rules/KB1_consolidated.docx
@@ -39,7 +39,7 @@
         <w:rPr>
           <w:rFonts w:hint="eastAsia"/>
         </w:rPr>
-        <w:t xml:space="preserve">KYアナリストの競争優位性評価における基本ルール8件を収録。</w:t>
+        <w:t xml:space="preserve">アナリストの競争優位性評価における基本ルール8件を収録。</w:t>
       </w:r>
     </w:p>
     <w:bookmarkStart w:id="9" w:name="目次"/>
@@ -935,7 +935,7 @@
       </w:r>
     </w:p>
     <w:bookmarkEnd w:id="15"/>
-    <w:bookmarkStart w:id="18" w:name="良い例kyが高評価したケース"/>
+    <w:bookmarkStart w:id="18" w:name="良い例アナリストが高評価したケース"/>
     <w:p>
       <w:pPr>
         <w:pStyle w:val="Heading2"/>
@@ -944,7 +944,7 @@
         <w:rPr>
           <w:rFonts w:hint="eastAsia"/>
         </w:rPr>
-        <w:t xml:space="preserve">良い例（KYが高評価したケース）</w:t>
+        <w:t xml:space="preserve">良い例（アナリストが高評価したケース）</w:t>
       </w:r>
     </w:p>
     <w:bookmarkStart w:id="16" w:name="chd1-買収ターゲット選定能力70"/>
@@ -1060,7 +1060,7 @@
     </w:p>
     <w:bookmarkEnd w:id="17"/>
     <w:bookmarkEnd w:id="18"/>
-    <w:bookmarkStart w:id="22" w:name="悪い例kyが低評価したケース"/>
+    <w:bookmarkStart w:id="22" w:name="悪い例アナリストが低評価したケース"/>
     <w:p>
       <w:pPr>
         <w:pStyle w:val="Heading2"/>
@@ -1069,7 +1069,7 @@
         <w:rPr>
           <w:rFonts w:hint="eastAsia"/>
         </w:rPr>
-        <w:t xml:space="preserve">悪い例（KYが低評価したケース）</w:t>
+        <w:t xml:space="preserve">悪い例（アナリストが低評価したケース）</w:t>
       </w:r>
     </w:p>
     <w:bookmarkStart w:id="19" w:name="chd4-買収ブランドによる国際成長加速30"/>
@@ -1220,7 +1220,7 @@
         <w:rPr>
           <w:rFonts w:hint="eastAsia"/>
         </w:rPr>
-        <w:t xml:space="preserve">KYはブランド力を以下の4類型で評価する。ブランドの「結果」ではなく「背後要因」の分析を重視。</w:t>
+        <w:t xml:space="preserve">アナリストはブランド力を以下の4類型で評価する。ブランドの「結果」ではなく「背後要因」の分析を重視。</w:t>
       </w:r>
     </w:p>
     <w:bookmarkStart w:id="23" w:name="類型1-ブランドポートフォリオ運営力"/>
@@ -1509,7 +1509,7 @@
           <w:b/>
           <w:bCs/>
         </w:rPr>
-        <w:t xml:space="preserve">KYの自己認識</w:t>
+        <w:t xml:space="preserve">アナリストの自己認識</w:t>
       </w:r>
       <w:r>
         <w:t xml:space="preserve">: </w:t>
@@ -1811,7 +1811,7 @@
     </w:p>
     <w:bookmarkEnd w:id="32"/>
     <w:bookmarkEnd w:id="33"/>
-    <w:bookmarkStart w:id="34" w:name="kyの原文"/>
+    <w:bookmarkStart w:id="34" w:name="アナリストの原文"/>
     <w:p>
       <w:pPr>
         <w:pStyle w:val="Heading2"/>
@@ -1820,7 +1820,7 @@
         <w:rPr>
           <w:rFonts w:hint="eastAsia"/>
         </w:rPr>
-        <w:t xml:space="preserve">KYの原文</w:t>
+        <w:t xml:space="preserve">アナリストの原文</w:t>
       </w:r>
     </w:p>
     <w:p>
@@ -2234,7 +2234,7 @@
       </w:tr>
     </w:tbl>
     <w:bookmarkEnd w:id="39"/>
-    <w:bookmarkStart w:id="43" w:name="良い例kyが高評価したケース-1"/>
+    <w:bookmarkStart w:id="43" w:name="良い例アナリストが高評価したケース-1"/>
     <w:p>
       <w:pPr>
         <w:pStyle w:val="Heading2"/>
@@ -2243,7 +2243,7 @@
         <w:rPr>
           <w:rFonts w:hint="eastAsia"/>
         </w:rPr>
-        <w:t xml:space="preserve">良い例（KYが高評価したケース）</w:t>
+        <w:t xml:space="preserve">良い例（アナリストが高評価したケース）</w:t>
       </w:r>
     </w:p>
     <w:bookmarkStart w:id="40" w:name="cost1-退職率9-vs-業界2070"/>
@@ -2424,7 +2424,7 @@
     </w:p>
     <w:bookmarkEnd w:id="42"/>
     <w:bookmarkEnd w:id="43"/>
-    <w:bookmarkStart w:id="47" w:name="悪い例kyが低評価したケース-1"/>
+    <w:bookmarkStart w:id="47" w:name="悪い例アナリストが低評価したケース-1"/>
     <w:p>
       <w:pPr>
         <w:pStyle w:val="Heading2"/>
@@ -2433,7 +2433,7 @@
         <w:rPr>
           <w:rFonts w:hint="eastAsia"/>
         </w:rPr>
-        <w:t xml:space="preserve">悪い例（KYが低評価したケース）</w:t>
+        <w:t xml:space="preserve">悪い例（アナリストが低評価したケース）</w:t>
       </w:r>
     </w:p>
     <w:bookmarkStart w:id="44" w:name="cost2-劇場的価値10-却下"/>
@@ -2564,7 +2564,7 @@
     </w:p>
     <w:bookmarkEnd w:id="46"/>
     <w:bookmarkEnd w:id="47"/>
-    <w:bookmarkStart w:id="48" w:name="kyの原則"/>
+    <w:bookmarkStart w:id="48" w:name="アナリストの原則"/>
     <w:p>
       <w:pPr>
         <w:pStyle w:val="Heading2"/>
@@ -2573,7 +2573,7 @@
         <w:rPr>
           <w:rFonts w:hint="eastAsia"/>
         </w:rPr>
-        <w:t xml:space="preserve">KYの原則</w:t>
+        <w:t xml:space="preserve">アナリストの原則</w:t>
       </w:r>
     </w:p>
     <w:p>
@@ -2745,7 +2745,7 @@
         <w:rPr>
           <w:rFonts w:hint="eastAsia"/>
         </w:rPr>
-        <w:t xml:space="preserve">競争優位性には「構造的要素」（事業の核心的な優位性）と「補完的要素」（付加的・支援的な要素）がある。構造的要素は高評価、補完的要素は低評価となる。この区別を明確にすることをKYは重視する。</w:t>
+        <w:t xml:space="preserve">競争優位性には「構造的要素」（事業の核心的な優位性）と「補完的要素」（付加的・支援的な要素）がある。構造的要素は高評価、補完的要素は低評価となる。この区別を明確にすることをアナリストは重視する。</w:t>
       </w:r>
     </w:p>
     <w:bookmarkEnd w:id="51"/>
@@ -2961,7 +2961,7 @@
         <w:rPr>
           <w:rFonts w:hint="eastAsia"/>
         </w:rPr>
-        <w:t xml:space="preserve">KYは「構造的OR補完的の区分けに対しての補完的要素との回答には納得」と評価</w:t>
+        <w:t xml:space="preserve">アナリストは「構造的OR補完的の区分けに対しての補完的要素との回答には納得」と評価</w:t>
       </w:r>
     </w:p>
     <w:p>
@@ -3037,7 +3037,7 @@
     </w:p>
     <w:bookmarkEnd w:id="56"/>
     <w:bookmarkEnd w:id="57"/>
-    <w:bookmarkStart w:id="58" w:name="kyの判断基準"/>
+    <w:bookmarkStart w:id="58" w:name="アナリストの判断基準"/>
     <w:p>
       <w:pPr>
         <w:pStyle w:val="Heading2"/>
@@ -3046,7 +3046,7 @@
         <w:rPr>
           <w:rFonts w:hint="eastAsia"/>
         </w:rPr>
-        <w:t xml:space="preserve">KYの判断基準</w:t>
+        <w:t xml:space="preserve">アナリストの判断基準</w:t>
       </w:r>
     </w:p>
     <w:p>
@@ -3340,7 +3340,7 @@
       </w:tr>
     </w:tbl>
     <w:bookmarkEnd w:id="58"/>
-    <w:bookmarkStart w:id="59" w:name="kyの原文-1"/>
+    <w:bookmarkStart w:id="59" w:name="アナリストの原文-1"/>
     <w:p>
       <w:pPr>
         <w:pStyle w:val="Heading2"/>
@@ -3349,7 +3349,7 @@
         <w:rPr>
           <w:rFonts w:hint="eastAsia"/>
         </w:rPr>
-        <w:t xml:space="preserve">KYの原文</w:t>
+        <w:t xml:space="preserve">アナリストの原文</w:t>
       </w:r>
     </w:p>
     <w:p>
@@ -3436,7 +3436,7 @@
       </w:r>
     </w:p>
     <w:bookmarkEnd w:id="62"/>
-    <w:bookmarkStart w:id="66" w:name="良い例kyが高評価したケース-2"/>
+    <w:bookmarkStart w:id="66" w:name="良い例アナリストが高評価したケース-2"/>
     <w:p>
       <w:pPr>
         <w:pStyle w:val="Heading2"/>
@@ -3445,7 +3445,7 @@
         <w:rPr>
           <w:rFonts w:hint="eastAsia"/>
         </w:rPr>
-        <w:t xml:space="preserve">良い例（KYが高評価したケース）</w:t>
+        <w:t xml:space="preserve">良い例（アナリストが高評価したケース）</w:t>
       </w:r>
     </w:p>
     <w:bookmarkStart w:id="63" w:name="orly1-azo対比でのdifm補充頻度70"/>
@@ -3617,7 +3617,7 @@
     </w:p>
     <w:bookmarkEnd w:id="65"/>
     <w:bookmarkEnd w:id="66"/>
-    <w:bookmarkStart w:id="69" w:name="悪い例kyが低評価したケース-2"/>
+    <w:bookmarkStart w:id="69" w:name="悪い例アナリストが低評価したケース-2"/>
     <w:p>
       <w:pPr>
         <w:pStyle w:val="Heading2"/>
@@ -3626,7 +3626,7 @@
         <w:rPr>
           <w:rFonts w:hint="eastAsia"/>
         </w:rPr>
-        <w:t xml:space="preserve">悪い例（KYが低評価したケース）</w:t>
+        <w:t xml:space="preserve">悪い例（アナリストが低評価したケース）</w:t>
       </w:r>
     </w:p>
     <w:bookmarkStart w:id="67" w:name="cost3-倉庫型モデルの優位性50"/>
@@ -3745,7 +3745,7 @@
     </w:p>
     <w:bookmarkEnd w:id="68"/>
     <w:bookmarkEnd w:id="69"/>
-    <w:bookmarkStart w:id="70" w:name="kyの原則-1"/>
+    <w:bookmarkStart w:id="70" w:name="アナリストの原則-1"/>
     <w:p>
       <w:pPr>
         <w:pStyle w:val="Heading2"/>
@@ -3754,7 +3754,7 @@
         <w:rPr>
           <w:rFonts w:hint="eastAsia"/>
         </w:rPr>
-        <w:t xml:space="preserve">KYの原則</w:t>
+        <w:t xml:space="preserve">アナリストの原則</w:t>
       </w:r>
     </w:p>
     <w:p>
@@ -4296,7 +4296,7 @@
       </w:tr>
     </w:tbl>
     <w:bookmarkEnd w:id="79"/>
-    <w:bookmarkStart w:id="80" w:name="kyの原文-2"/>
+    <w:bookmarkStart w:id="80" w:name="アナリストの原文-2"/>
     <w:p>
       <w:pPr>
         <w:pStyle w:val="Heading2"/>
@@ -4305,7 +4305,7 @@
         <w:rPr>
           <w:rFonts w:hint="eastAsia"/>
         </w:rPr>
-        <w:t xml:space="preserve">KYの原文</w:t>
+        <w:t xml:space="preserve">アナリストの原文</w:t>
       </w:r>
     </w:p>
     <w:p>
@@ -4621,7 +4621,7 @@
       </w:r>
     </w:p>
     <w:bookmarkEnd w:id="84"/>
-    <w:bookmarkStart w:id="87" w:name="良い例kyが高評価したケース-3"/>
+    <w:bookmarkStart w:id="87" w:name="良い例アナリストが高評価したケース-3"/>
     <w:p>
       <w:pPr>
         <w:pStyle w:val="Heading2"/>
@@ -4630,7 +4630,7 @@
         <w:rPr>
           <w:rFonts w:hint="eastAsia"/>
         </w:rPr>
-        <w:t xml:space="preserve">良い例（KYが高評価したケース）</w:t>
+        <w:t xml:space="preserve">良い例（アナリストが高評価したケース）</w:t>
       </w:r>
     </w:p>
     <w:bookmarkStart w:id="85" w:name="chd1-買収断念例による規律の裏付け70"/>
@@ -4828,7 +4828,7 @@
     </w:p>
     <w:bookmarkEnd w:id="88"/>
     <w:bookmarkEnd w:id="89"/>
-    <w:bookmarkStart w:id="90" w:name="kyの原則-2"/>
+    <w:bookmarkStart w:id="90" w:name="アナリストの原則-2"/>
     <w:p>
       <w:pPr>
         <w:pStyle w:val="Heading2"/>
@@ -4837,7 +4837,7 @@
         <w:rPr>
           <w:rFonts w:hint="eastAsia"/>
         </w:rPr>
-        <w:t xml:space="preserve">KYの原則</w:t>
+        <w:t xml:space="preserve">アナリストの原則</w:t>
       </w:r>
     </w:p>
     <w:p>
@@ -5276,7 +5276,7 @@
       </w:r>
     </w:p>
     <w:bookmarkEnd w:id="95"/>
-    <w:bookmarkStart w:id="98" w:name="良い例kyが最高評価したケース"/>
+    <w:bookmarkStart w:id="98" w:name="良い例アナリストが最高評価したケース"/>
     <w:p>
       <w:pPr>
         <w:pStyle w:val="Heading2"/>
@@ -5285,7 +5285,7 @@
         <w:rPr>
           <w:rFonts w:hint="eastAsia"/>
         </w:rPr>
-        <w:t xml:space="preserve">良い例（KYが最高評価したケース）</w:t>
+        <w:t xml:space="preserve">良い例（アナリストが最高評価したケース）</w:t>
       </w:r>
     </w:p>
     <w:bookmarkStart w:id="96" w:name="orly2-ローカルな規模の経済90-2"/>
@@ -5579,7 +5579,7 @@
     </w:p>
     <w:bookmarkEnd w:id="99"/>
     <w:bookmarkEnd w:id="100"/>
-    <w:bookmarkStart w:id="102" w:name="kyの原則-3"/>
+    <w:bookmarkStart w:id="102" w:name="アナリストの原則-3"/>
     <w:p>
       <w:pPr>
         <w:pStyle w:val="Heading2"/>
@@ -5588,7 +5588,7 @@
         <w:rPr>
           <w:rFonts w:hint="eastAsia"/>
         </w:rPr>
-        <w:t xml:space="preserve">KYの原則</w:t>
+        <w:t xml:space="preserve">アナリストの原則</w:t>
       </w:r>
     </w:p>
     <w:p>
@@ -5599,7 +5599,7 @@
         <w:rPr>
           <w:rFonts w:hint="eastAsia"/>
         </w:rPr>
-        <w:t xml:space="preserve">KYが90%をつけたのは全31件中わずか2件であり、いずれもORLYの「フラグメント市場×規模・密度」のケースである。</w:t>
+        <w:t xml:space="preserve">アナリストが90%をつけたのは全31件中わずか2件であり、いずれもORLYの「フラグメント市場×規模・密度」のケースである。</w:t>
       </w:r>
     </w:p>
     <w:bookmarkStart w:id="101" w:name="高評価のための条件"/>
@@ -5800,7 +5800,7 @@
         <w:rPr>
           <w:rFonts w:hint="eastAsia"/>
         </w:rPr>
-        <w:t xml:space="preserve">KYの全評価(34件)における90%はわずか6%(2件)。いずれも業界構造との合致が明確なケースのみ。これは極めて稀な評価であり、業界構造との合致なしに90%を付与すべきではない。</w:t>
+        <w:t xml:space="preserve">アナリストの全評価(34件)における90%はわずか6%(2件)。いずれも業界構造との合致が明確なケースのみ。これは極めて稀な評価であり、業界構造との合致なしに90%を付与すべきではない。</w:t>
       </w:r>
     </w:p>
     <w:bookmarkEnd w:id="103"/>
